--- a/flow/20230927_hours/drafts/2024-03-u/31.03.docx
+++ b/flow/20230927_hours/drafts/2024-03-u/31.03.docx
@@ -1504,23 +1504,21 @@
       </w:r>
     </w:p>
     <w:p>
-      <w:pPr>
-        <w:spacing w:line="240" w:lineRule="auto"/>
-        <w:rPr>
-          <w:rFonts w:ascii="Times New Roman" w:hAnsi="Times New Roman"/>
-          <w:i/>
-          <w:color w:val="FF0000"/>
-          <w:sz w:val="24"/>
-        </w:rPr>
-      </w:pPr>
-      <w:r>
-        <w:rPr>
-          <w:rFonts w:ascii="Times New Roman" w:hAnsi="Times New Roman"/>
-          <w:i/>
-          <w:color w:val="FF0000"/>
-          <w:sz w:val="24"/>
-        </w:rPr>
-        <w:t>Тропар</w:t>
+      <w:r>
+        <w:rPr>
+          <w:rFonts w:ascii="Times New Roman" w:hAnsi="Times New Roman"/>
+          <w:i/>
+          <w:color w:val="FF0000"/>
+          <w:sz w:val="24"/>
+        </w:rPr>
+        <w:t>Тропар (г. 2):</w:t>
+      </w:r>
+      <w:r>
+        <w:rPr>
+          <w:rFonts w:ascii="Times New Roman" w:hAnsi="Times New Roman"/>
+          <w:sz w:val="24"/>
+        </w:rPr>
+        <w:t xml:space="preserve"> Коли зійшов Ти до смерти, Життя безсмертне, * тоді ад умертвив Ти блистінням божества. * Коли ж і умерлих із глибин підземних воскресив Ти, * всі сили небесні взивали: * Життєдавче, Христе Боже наш, слава Тобі.</w:t>
       </w:r>
     </w:p>
     <w:p>
@@ -1964,22 +1962,54 @@
       </w:r>
     </w:p>
     <w:p>
-      <w:pPr>
-        <w:spacing w:line="240" w:lineRule="auto"/>
-        <w:rPr>
-          <w:rFonts w:ascii="Times New Roman" w:hAnsi="Times New Roman"/>
-          <w:i/>
-          <w:sz w:val="24"/>
-        </w:rPr>
-      </w:pPr>
-      <w:r>
-        <w:rPr>
-          <w:rFonts w:ascii="Times New Roman" w:hAnsi="Times New Roman"/>
-          <w:i/>
-          <w:color w:val="FF0000"/>
-          <w:sz w:val="24"/>
-        </w:rPr>
-        <w:t xml:space="preserve">Кондак </w:t>
+      <w:r>
+        <w:rPr>
+          <w:rFonts w:ascii="Times New Roman" w:hAnsi="Times New Roman"/>
+          <w:i/>
+          <w:color w:val="FF4400"/>
+          <w:sz w:val="24"/>
+        </w:rPr>
+        <w:t>Кондак (г. 4):</w:t>
+      </w:r>
+      <w:r>
+        <w:rPr>
+          <w:rFonts w:ascii="Times New Roman" w:hAnsi="Times New Roman"/>
+          <w:color w:val="333333"/>
+          <w:sz w:val="24"/>
+        </w:rPr>
+        <w:t xml:space="preserve"> Нині час для діяння явився,* при дверях суд,* </w:t>
+      </w:r>
+      <w:r>
+        <w:rPr>
+          <w:rFonts w:ascii="Times New Roman" w:hAnsi="Times New Roman"/>
+          <w:color w:val="333333"/>
+          <w:sz w:val="24"/>
+        </w:rPr>
+        <w:t>востаньмо</w:t>
+      </w:r>
+      <w:r>
+        <w:rPr>
+          <w:rFonts w:ascii="Times New Roman" w:hAnsi="Times New Roman"/>
+          <w:color w:val="333333"/>
+          <w:sz w:val="24"/>
+        </w:rPr>
+        <w:t xml:space="preserve">, отже, постячись,* принесім сльози благання з милостинями, взиваючи:* Ми согрішили більше піску морського,* але </w:t>
+      </w:r>
+      <w:r>
+        <w:rPr>
+          <w:rFonts w:ascii="Times New Roman" w:hAnsi="Times New Roman"/>
+          <w:color w:val="333333"/>
+          <w:sz w:val="24"/>
+        </w:rPr>
+        <w:t>ослаби</w:t>
+      </w:r>
+      <w:r>
+        <w:rPr>
+          <w:rFonts w:ascii="Times New Roman" w:hAnsi="Times New Roman"/>
+          <w:color w:val="333333"/>
+          <w:sz w:val="24"/>
+        </w:rPr>
+        <w:t>, Творче всіх, щоб ми прийняли нетлінні вінці.</w:t>
       </w:r>
     </w:p>
     <w:p>
@@ -4424,6 +4454,24 @@
       </w:r>
     </w:p>
     <w:p>
+      <w:r>
+        <w:rPr>
+          <w:rFonts w:ascii="Times New Roman" w:hAnsi="Times New Roman"/>
+          <w:i/>
+          <w:color w:val="FF0000"/>
+          <w:sz w:val="24"/>
+        </w:rPr>
+        <w:t>Тропар (г. 2):</w:t>
+      </w:r>
+      <w:r>
+        <w:rPr>
+          <w:rFonts w:ascii="Times New Roman" w:hAnsi="Times New Roman"/>
+          <w:sz w:val="24"/>
+        </w:rPr>
+        <w:t xml:space="preserve"> Коли зійшов Ти до смерти, Життя безсмертне, * тоді ад умертвив Ти блистінням божества. * Коли ж і умерлих із глибин підземних воскресив Ти, * всі сили небесні взивали: * Життєдавче, Христе Боже наш, слава Тобі.</w:t>
+      </w:r>
+    </w:p>
+    <w:p>
       <w:pPr>
         <w:spacing w:line="240" w:lineRule="auto"/>
         <w:rPr>
@@ -4440,23 +4488,32 @@
       </w:r>
     </w:p>
     <w:p>
-      <w:pPr>
-        <w:spacing w:line="240" w:lineRule="auto"/>
-        <w:rPr>
-          <w:rFonts w:ascii="Times New Roman" w:hAnsi="Times New Roman"/>
-          <w:i/>
-          <w:color w:val="FF0000"/>
-          <w:sz w:val="24"/>
-        </w:rPr>
-      </w:pPr>
-      <w:r>
-        <w:rPr>
-          <w:rFonts w:ascii="Times New Roman" w:hAnsi="Times New Roman"/>
-          <w:i/>
-          <w:color w:val="FF0000"/>
-          <w:sz w:val="24"/>
-        </w:rPr>
-        <w:t xml:space="preserve">Тропар </w:t>
+      <w:r>
+        <w:rPr>
+          <w:rFonts w:ascii="Times New Roman" w:hAnsi="Times New Roman"/>
+          <w:i/>
+          <w:color w:val="FF0000"/>
+          <w:sz w:val="24"/>
+          <w:highlight w:val="white"/>
+        </w:rPr>
+        <w:t>Тропар, гл. 8:</w:t>
+      </w:r>
+      <w:r>
+        <w:rPr>
+          <w:rFonts w:ascii="Times New Roman" w:hAnsi="Times New Roman"/>
+          <w:color w:val="FF0000"/>
+          <w:sz w:val="24"/>
+          <w:highlight w:val="white"/>
+        </w:rPr>
+        <w:t xml:space="preserve"> </w:t>
+      </w:r>
+      <w:r>
+        <w:rPr>
+          <w:rFonts w:ascii="Times New Roman" w:hAnsi="Times New Roman"/>
+          <w:sz w:val="24"/>
+          <w:highlight w:val="white"/>
+        </w:rPr>
+        <w:t>В Тобі, отче, дбайливо зберігся образ,* бо прийнявши хрест, Ти пішов слідом за Христом* і ділом навчав Ти погорджувати тілом, бо воно проминає,* а дбати про душу – єство безсмертне.* Тим-то з ангелами разом радується,* преподобний Іпатію, дух твій.</w:t>
       </w:r>
     </w:p>
     <w:p>
@@ -4859,23 +4916,41 @@
       </w:r>
     </w:p>
     <w:p>
-      <w:pPr>
-        <w:spacing w:line="240" w:lineRule="auto"/>
-        <w:rPr>
-          <w:rFonts w:ascii="Times New Roman" w:hAnsi="Times New Roman"/>
-          <w:i/>
-          <w:color w:val="FF0000"/>
-          <w:sz w:val="24"/>
-        </w:rPr>
-      </w:pPr>
-      <w:r>
-        <w:rPr>
-          <w:rFonts w:ascii="Times New Roman" w:hAnsi="Times New Roman"/>
-          <w:i/>
-          <w:color w:val="FF0000"/>
-          <w:sz w:val="24"/>
+      <w:r>
+        <w:rPr>
+          <w:rFonts w:ascii="Times New Roman" w:hAnsi="Times New Roman"/>
+          <w:i/>
+          <w:color w:val="FF0000"/>
+          <w:sz w:val="24"/>
+          <w:highlight w:val="white"/>
         </w:rPr>
         <w:t xml:space="preserve">Кондак </w:t>
+      </w:r>
+      <w:r>
+        <w:rPr>
+          <w:rFonts w:ascii="Times New Roman" w:hAnsi="Times New Roman"/>
+          <w:i/>
+          <w:color w:val="FF0000"/>
+          <w:sz w:val="24"/>
+          <w:highlight w:val="white"/>
+        </w:rPr>
+        <w:t>(г. 1):</w:t>
+      </w:r>
+      <w:r>
+        <w:rPr>
+          <w:rFonts w:ascii="Times New Roman" w:hAnsi="Times New Roman"/>
+          <w:sz w:val="24"/>
+          <w:highlight w:val="white"/>
+        </w:rPr>
+        <w:t xml:space="preserve"> Возсіяв єси в світі, святителю Іпатію,* просвічуючи чудесами тих, які вірно до тебе прибігають.* Постраждавши ж до крові, мудрий,* ще більше присвоївся єси Христові* і ликуєш з ангелами на небесах, молячись за нас.* Слава Богові, який укріпив тебе,</w:t>
+      </w:r>
+      <w:r>
+        <w:rPr>
+          <w:rFonts w:ascii="Times New Roman" w:hAnsi="Times New Roman"/>
+          <w:sz w:val="24"/>
+          <w:highlight w:val="white"/>
+        </w:rPr>
+        <w:t>* слава Йому, увінчавшому Тебе,* слава Йому, бо Він діє зцілення всім через тебе.</w:t>
       </w:r>
     </w:p>
     <w:p>
@@ -7054,23 +7129,21 @@
       </w:r>
     </w:p>
     <w:p>
-      <w:pPr>
-        <w:spacing w:line="240" w:lineRule="auto"/>
-        <w:rPr>
-          <w:rFonts w:ascii="Times New Roman" w:hAnsi="Times New Roman"/>
-          <w:i/>
-          <w:color w:val="FF0000"/>
-          <w:sz w:val="24"/>
-        </w:rPr>
-      </w:pPr>
-      <w:r>
-        <w:rPr>
-          <w:rFonts w:ascii="Times New Roman" w:hAnsi="Times New Roman"/>
-          <w:i/>
-          <w:color w:val="FF0000"/>
-          <w:sz w:val="24"/>
-        </w:rPr>
-        <w:t xml:space="preserve">Тропар </w:t>
+      <w:r>
+        <w:rPr>
+          <w:rFonts w:ascii="Times New Roman" w:hAnsi="Times New Roman"/>
+          <w:i/>
+          <w:color w:val="FF0000"/>
+          <w:sz w:val="24"/>
+        </w:rPr>
+        <w:t>Тропар (г. 2):</w:t>
+      </w:r>
+      <w:r>
+        <w:rPr>
+          <w:rFonts w:ascii="Times New Roman" w:hAnsi="Times New Roman"/>
+          <w:sz w:val="24"/>
+        </w:rPr>
+        <w:t xml:space="preserve"> Коли зійшов Ти до смерти, Життя безсмертне, * тоді ад умертвив Ти блистінням божества. * Коли ж і умерлих із глибин підземних воскресив Ти, * всі сили небесні взивали: * Життєдавче, Христе Боже наш, слава Тобі.</w:t>
       </w:r>
     </w:p>
     <w:p>
@@ -7558,23 +7631,54 @@
       </w:r>
     </w:p>
     <w:p>
-      <w:pPr>
-        <w:spacing w:line="240" w:lineRule="auto"/>
-        <w:rPr>
-          <w:rFonts w:ascii="Times New Roman" w:hAnsi="Times New Roman"/>
-          <w:i/>
-          <w:color w:val="FF0000"/>
-          <w:sz w:val="24"/>
-        </w:rPr>
-      </w:pPr>
-      <w:r>
-        <w:rPr>
-          <w:rFonts w:ascii="Times New Roman" w:hAnsi="Times New Roman"/>
-          <w:i/>
-          <w:color w:val="FF0000"/>
-          <w:sz w:val="24"/>
-        </w:rPr>
-        <w:t xml:space="preserve">Кондак </w:t>
+      <w:r>
+        <w:rPr>
+          <w:rFonts w:ascii="Times New Roman" w:hAnsi="Times New Roman"/>
+          <w:i/>
+          <w:color w:val="FF4400"/>
+          <w:sz w:val="24"/>
+        </w:rPr>
+        <w:t>Кондак (г. 4):</w:t>
+      </w:r>
+      <w:r>
+        <w:rPr>
+          <w:rFonts w:ascii="Times New Roman" w:hAnsi="Times New Roman"/>
+          <w:color w:val="333333"/>
+          <w:sz w:val="24"/>
+        </w:rPr>
+        <w:t xml:space="preserve"> Нині час для діяння явився,* при дверях суд,* </w:t>
+      </w:r>
+      <w:r>
+        <w:rPr>
+          <w:rFonts w:ascii="Times New Roman" w:hAnsi="Times New Roman"/>
+          <w:color w:val="333333"/>
+          <w:sz w:val="24"/>
+        </w:rPr>
+        <w:t>востаньмо</w:t>
+      </w:r>
+      <w:r>
+        <w:rPr>
+          <w:rFonts w:ascii="Times New Roman" w:hAnsi="Times New Roman"/>
+          <w:color w:val="333333"/>
+          <w:sz w:val="24"/>
+        </w:rPr>
+        <w:t xml:space="preserve">, отже, постячись,* принесім сльози благання з милостинями, взиваючи:* Ми согрішили більше піску морського,* але </w:t>
+      </w:r>
+      <w:r>
+        <w:rPr>
+          <w:rFonts w:ascii="Times New Roman" w:hAnsi="Times New Roman"/>
+          <w:color w:val="333333"/>
+          <w:sz w:val="24"/>
+        </w:rPr>
+        <w:t>ослаби</w:t>
+      </w:r>
+      <w:r>
+        <w:rPr>
+          <w:rFonts w:ascii="Times New Roman" w:hAnsi="Times New Roman"/>
+          <w:color w:val="333333"/>
+          <w:sz w:val="24"/>
+        </w:rPr>
+        <w:t>, Творче всіх, щоб ми прийняли нетлінні вінці.</w:t>
       </w:r>
     </w:p>
     <w:p>
@@ -9524,6 +9628,24 @@
       </w:r>
     </w:p>
     <w:p>
+      <w:r>
+        <w:rPr>
+          <w:rFonts w:ascii="Times New Roman" w:hAnsi="Times New Roman"/>
+          <w:i/>
+          <w:color w:val="FF0000"/>
+          <w:sz w:val="24"/>
+        </w:rPr>
+        <w:t>Тропар (г. 2):</w:t>
+      </w:r>
+      <w:r>
+        <w:rPr>
+          <w:rFonts w:ascii="Times New Roman" w:hAnsi="Times New Roman"/>
+          <w:sz w:val="24"/>
+        </w:rPr>
+        <w:t xml:space="preserve"> Коли зійшов Ти до смерти, Життя безсмертне, * тоді ад умертвив Ти блистінням божества. * Коли ж і умерлих із глибин підземних воскресив Ти, * всі сили небесні взивали: * Життєдавче, Христе Боже наш, слава Тобі.</w:t>
+      </w:r>
+    </w:p>
+    <w:p>
       <w:pPr>
         <w:spacing w:line="240" w:lineRule="auto"/>
         <w:rPr>
@@ -9540,23 +9662,32 @@
       </w:r>
     </w:p>
     <w:p>
-      <w:pPr>
-        <w:spacing w:line="240" w:lineRule="auto"/>
-        <w:rPr>
-          <w:rFonts w:ascii="Times New Roman" w:hAnsi="Times New Roman"/>
-          <w:i/>
-          <w:color w:val="FF0000"/>
-          <w:sz w:val="24"/>
-        </w:rPr>
-      </w:pPr>
-      <w:r>
-        <w:rPr>
-          <w:rFonts w:ascii="Times New Roman" w:hAnsi="Times New Roman"/>
-          <w:i/>
-          <w:color w:val="FF0000"/>
-          <w:sz w:val="24"/>
-        </w:rPr>
-        <w:t xml:space="preserve">Тропар </w:t>
+      <w:r>
+        <w:rPr>
+          <w:rFonts w:ascii="Times New Roman" w:hAnsi="Times New Roman"/>
+          <w:i/>
+          <w:color w:val="FF0000"/>
+          <w:sz w:val="24"/>
+          <w:highlight w:val="white"/>
+        </w:rPr>
+        <w:t>Тропар, гл. 8:</w:t>
+      </w:r>
+      <w:r>
+        <w:rPr>
+          <w:rFonts w:ascii="Times New Roman" w:hAnsi="Times New Roman"/>
+          <w:color w:val="FF0000"/>
+          <w:sz w:val="24"/>
+          <w:highlight w:val="white"/>
+        </w:rPr>
+        <w:t xml:space="preserve"> </w:t>
+      </w:r>
+      <w:r>
+        <w:rPr>
+          <w:rFonts w:ascii="Times New Roman" w:hAnsi="Times New Roman"/>
+          <w:sz w:val="24"/>
+          <w:highlight w:val="white"/>
+        </w:rPr>
+        <w:t>В Тобі, отче, дбайливо зберігся образ,* бо прийнявши хрест, Ти пішов слідом за Христом* і ділом навчав Ти погорджувати тілом, бо воно проминає,* а дбати про душу – єство безсмертне.* Тим-то з ангелами разом радується,* преподобний Іпатію, дух твій.</w:t>
       </w:r>
     </w:p>
     <w:p>
@@ -10023,23 +10154,41 @@
       </w:r>
     </w:p>
     <w:p>
-      <w:pPr>
-        <w:spacing w:line="240" w:lineRule="auto"/>
-        <w:rPr>
-          <w:rFonts w:ascii="Times New Roman" w:hAnsi="Times New Roman"/>
-          <w:i/>
-          <w:color w:val="FF0000"/>
-          <w:sz w:val="24"/>
-        </w:rPr>
-      </w:pPr>
-      <w:r>
-        <w:rPr>
-          <w:rFonts w:ascii="Times New Roman" w:hAnsi="Times New Roman"/>
-          <w:i/>
-          <w:color w:val="FF0000"/>
-          <w:sz w:val="24"/>
+      <w:r>
+        <w:rPr>
+          <w:rFonts w:ascii="Times New Roman" w:hAnsi="Times New Roman"/>
+          <w:i/>
+          <w:color w:val="FF0000"/>
+          <w:sz w:val="24"/>
+          <w:highlight w:val="white"/>
         </w:rPr>
         <w:t xml:space="preserve">Кондак </w:t>
+      </w:r>
+      <w:r>
+        <w:rPr>
+          <w:rFonts w:ascii="Times New Roman" w:hAnsi="Times New Roman"/>
+          <w:i/>
+          <w:color w:val="FF0000"/>
+          <w:sz w:val="24"/>
+          <w:highlight w:val="white"/>
+        </w:rPr>
+        <w:t>(г. 1):</w:t>
+      </w:r>
+      <w:r>
+        <w:rPr>
+          <w:rFonts w:ascii="Times New Roman" w:hAnsi="Times New Roman"/>
+          <w:sz w:val="24"/>
+          <w:highlight w:val="white"/>
+        </w:rPr>
+        <w:t xml:space="preserve"> Возсіяв єси в світі, святителю Іпатію,* просвічуючи чудесами тих, які вірно до тебе прибігають.* Постраждавши ж до крові, мудрий,* ще більше присвоївся єси Христові* і ликуєш з ангелами на небесах, молячись за нас.* Слава Богові, який укріпив тебе,</w:t>
+      </w:r>
+      <w:r>
+        <w:rPr>
+          <w:rFonts w:ascii="Times New Roman" w:hAnsi="Times New Roman"/>
+          <w:sz w:val="24"/>
+          <w:highlight w:val="white"/>
+        </w:rPr>
+        <w:t>* слава Йому, увінчавшому Тебе,* слава Йому, бо Він діє зцілення всім через тебе.</w:t>
       </w:r>
     </w:p>
     <w:p>
